--- a/tools/fixtures/sample.docx
+++ b/tools/fixtures/sample.docx
@@ -34,7 +34,7 @@
       <w:r>
         <w:t xml:space="preserve">、</w:t>
       </w:r>
-      <w:hyperlink w:history="1" r:id="rIdxsjtxh86vnf-aai8zkgii">
+      <w:hyperlink w:history="1" r:id="rId0roqcghyu2ulvj-dnwffp">
         <w:r>
           <w:t xml:space="preserve">外部链接</w:t>
         </w:r>
